--- a/docs/starlink-monitor-summary.docx
+++ b/docs/starlink-monitor-summary.docx
@@ -42,7 +42,7 @@
         <w:t>https://github.com/amcleodUNH/starlink-monitor</w:t>
       </w:r>
       <w:r>
-        <w:t xml:space="preserve"> (MIT, releases v1.0.0–v1.0.5)</w:t>
+        <w:t xml:space="preserve"> (MIT, releases v1.0.0–v1.0.7)</w:t>
       </w:r>
     </w:p>
     <w:p>
@@ -82,7 +82,7 @@
         <w:t>192.168.100.1</w:t>
       </w:r>
       <w:r>
-        <w:t xml:space="preserve"> - no account, no app, no internet login. It shows the live link (throughput, latency, loss, SNR with histories), pointing and obstruction state, a serial-GPS position with the raw NMEA feed, a moving satellite sky map drawn over real coastlines and borders, and a daily telemetry log. It runs from a single file. I am a marine instrumentation engineer, not a programmer, and I wrote none of the source.</w:t>
+        <w:t xml:space="preserve"> - no account, no app, no internet login. It shows the live link (throughput, latency, loss, SNR with histories), pointing and obstruction state, a serial-GPS position with the raw NMEA feed, a moving satellite sky map drawn over real coastlines and borders, and a daily telemetry log, all from a single file. I am a marine instrumentation engineer, not a programmer, and I wrote none of the source.</w:t>
       </w:r>
     </w:p>
     <w:p>
@@ -90,10 +90,10 @@
         <w:rPr>
           <w:b/>
         </w:rPr>
-        <w:t>The hard part, and the real lesson.</w:t>
+        <w:t>The hard part.</w:t>
       </w:r>
       <w:r>
-        <w:t xml:space="preserve"> The dish's API is undocumented, and its field numbers have shifted from the community spec and move with firmware - ordinary reverse engineering, settled by decoding the raw bytes off the wire. The deeper trap was worse: several readings are present, plausible, and wrong. A history buffer that looks like SNR runs to 89 dB (impossible) and does not track the streamed value. A tidy 0-to-1 number that looks like an "obstruction score" reads high under a clear sky and swings 0.62 to 0.44 between polls. A ten-value "per-sector signal" array never changes - it is a slow sky scan, not a live reading. None of this could be specified up front; nobody knew it. It was caught only by distrusting each reading and holding it against ground truth: a streamed value, a clear sky, or the same field one poll later. "Validate your assumptions early."</w:t>
+        <w:t xml:space="preserve"> The dish's API is undocumented, and its field numbers have shifted from the community spec and move with firmware - ordinary reverse engineering, settled by decoding the bytes off the wire. The deeper trap: several readings are present, plausible, and wrong. A buffer that looks like SNR runs to an impossible 89 dB and does not track the streamed value; a tidy 0-to-1 "obstruction score" reads high under a clear sky and swings 0.62 to 0.44 between polls; a ten-value "per-sector signal" array never changes because it is a slow sky scan, not a live reading. None could be specified up front because nobody knew it - each was caught only by distrusting the reading against ground truth: a streamed value, a clear sky, or the same field one poll later.</w:t>
       </w:r>
     </w:p>
     <w:p>
@@ -113,7 +113,7 @@
         <w:t>waveshare-relay-web</w:t>
       </w:r>
       <w:r>
-        <w:t xml:space="preserve"> case study, I treat the conversation as data - about two dozen turns, each classified by what it did (specification, defect report, feature, packaging, reliability, and so on). Roughly half the turns supplied requirements that were latent in my first intent and could have been folded into a single opening request; the irreducible minority - the moved fields, the readings that lied, a cloud credential that turned out to be the wrong tier - were runtime discovery, and properly the agent's to carry. I supply the suspicion that a reading is wrong; the agent supplies the means to confirm it.</w:t>
+        <w:t xml:space="preserve"> case study, I treat the conversation as data - about two dozen turns, each classified by what it did (specification, defect report, feature, packaging, reliability, and so on). Roughly half supplied requirements latent in my first intent that could have been folded into a single opening request; the irreducible minority - the moved fields, the readings that lied, a cloud credential of the wrong tier - were runtime discovery. I supply the suspicion that a reading is wrong; the agent supplies the means to confirm it.</w:t>
       </w:r>
     </w:p>
     <w:p>
@@ -124,7 +124,7 @@
         <w:t>Testing the schema.</w:t>
       </w:r>
       <w:r>
-        <w:t xml:space="preserve"> The first paper proposed the Domain-Expert Specification (DES) schema, a seven-slot prompt that asks a practitioner only for what their expertise already holds and keeps implementation off their plate. This project tests it on a very different device. Six of seven slots transferred unchanged, and the "verify against reality" slot did the heaviest lifting precisely because the device's own telemetry could not be trusted. The one seam: on a read-only instrument the device-authorization slot went idle, while a concern it does not name - handling a credential I pasted into the conversation - turned out to matter. The agent handled that correctly on its own; the schema should read its safety slot more broadly, covering my data and not just the device.</w:t>
+        <w:t xml:space="preserve"> The first paper proposed the Domain-Expert Specification (DES) schema, a seven-slot prompt that asks a practitioner only for what their expertise already holds and keeps implementation off their plate. Tested here on a very different device, six of seven slots transferred unchanged, and the "verify against reality" slot did the heaviest lifting precisely because the telemetry could not be trusted. The one seam: on a read-only instrument the device-authorization slot went idle, while handling a credential I pasted into the conversation turned out to matter - so the safety slot should cover my data, not just the device.</w:t>
       </w:r>
     </w:p>
     <w:p>
@@ -146,7 +146,7 @@
         <w:t>Bottom line.</w:t>
       </w:r>
       <w:r>
-        <w:t xml:space="preserve"> One field practitioner, by conversation, reverse-engineered an undocumented and partly misleading telemetry interface into a tested, published monitoring tool - and turned the experience into a second, concordant data point for a reusable way of specifying such work. Two cases are not a validation. They point the same direction, which is reason to keep asking the question with proper controls.</w:t>
+        <w:t xml:space="preserve"> One field practitioner, by conversation, turned an undocumented and partly misleading telemetry interface into a tested, published monitoring tool, and a second concordant data point for a reusable way of specifying such work. Two cases are not a validation, but they point the same direction - reason enough to keep asking the question with proper controls.</w:t>
       </w:r>
     </w:p>
     <w:sectPr>

--- a/docs/starlink-monitor-summary.docx
+++ b/docs/starlink-monitor-summary.docx
@@ -73,7 +73,7 @@
         <w:t>What it is.</w:t>
       </w:r>
       <w:r>
-        <w:t xml:space="preserve"> A standalone Python desktop dashboard that monitors a Starlink dish in real time over the dish's local, unauthenticated gRPC interface at </w:t>
+        <w:t xml:space="preserve"> A standalone Python desktop dashboard. It monitors a Starlink dish in real time. It uses the dish's local, unauthenticated gRPC interface at </w:t>
       </w:r>
       <w:r>
         <w:rPr>
@@ -82,7 +82,7 @@
         <w:t>192.168.100.1</w:t>
       </w:r>
       <w:r>
-        <w:t xml:space="preserve"> - no account, no app, no internet login. It shows the live link (throughput, latency, loss, SNR with histories), pointing and obstruction state, a serial-GPS position with the raw NMEA feed, a moving satellite sky map drawn over real coastlines and borders, and a daily telemetry log, all from a single file. I am a marine instrumentation engineer, not a programmer, and I wrote none of the source.</w:t>
+        <w:t>. No account, no app, no internet login. It shows the live link: throughput, latency, loss, and SNR, each with a history. It shows pointing and obstruction state. It shows a serial-GPS position with the raw NMEA feed. It shows a moving satellite sky map, drawn over real coastlines and borders. It writes a daily telemetry log. It all runs from a single file. I am a marine instrumentation engineer, not a programmer. I wrote none of the source.</w:t>
       </w:r>
     </w:p>
     <w:p>
@@ -93,7 +93,7 @@
         <w:t>The hard part.</w:t>
       </w:r>
       <w:r>
-        <w:t xml:space="preserve"> The dish's API is undocumented, and its field numbers have shifted from the community spec and move with firmware - ordinary reverse engineering, settled by decoding the bytes off the wire. The deeper trap: several readings are present, plausible, and wrong. A buffer that looks like SNR runs to an impossible 89 dB and does not track the streamed value; a tidy 0-to-1 "obstruction score" reads high under a clear sky and swings 0.62 to 0.44 between polls; a ten-value "per-sector signal" array never changes because it is a slow sky scan, not a live reading. None could be specified up front because nobody knew it - each was caught only by distrusting the reading against ground truth: a streamed value, a clear sky, or the same field one poll later.</w:t>
+        <w:t xml:space="preserve"> The dish's API is undocumented. Its field numbers have shifted from the community spec, and they move with firmware. That part is ordinary reverse engineering, settled by decoding the bytes off the wire. The deeper trap is worse. Several readings are present, plausible, and wrong. A buffer looks like SNR but runs to an impossible 89 dB and does not track the streamed value. A tidy 0-to-1 "obstruction score" reads high under a clear sky and swings 0.62 to 0.44 between polls. A ten-value "per-sector signal" array never changes, because it is a slow sky scan, not a live reading. None of this could be specified up front, because nobody knew it. Each was caught only by distrusting the reading against ground truth.</w:t>
       </w:r>
     </w:p>
     <w:p>
@@ -113,7 +113,7 @@
         <w:t>waveshare-relay-web</w:t>
       </w:r>
       <w:r>
-        <w:t xml:space="preserve"> case study, I treat the conversation as data - about two dozen turns, each classified by what it did (specification, defect report, feature, packaging, reliability, and so on). Roughly half supplied requirements latent in my first intent that could have been folded into a single opening request; the irreducible minority - the moved fields, the readings that lied, a cloud credential of the wrong tier - were runtime discovery. I supply the suspicion that a reading is wrong; the agent supplies the means to confirm it.</w:t>
+        <w:t xml:space="preserve"> case study, I treat the conversation as data. There were about two dozen turns. I classified each by what it did: specification, defect report, feature, packaging, reliability, and so on. Roughly half supplied requirements latent in my first intent. Those could have folded into a single opening request. The irreducible minority were runtime discovery: the moved fields, the readings that lied, a cloud credential of the wrong tier. I supply the suspicion that a reading is wrong. The agent supplies the means to confirm it.</w:t>
       </w:r>
     </w:p>
     <w:p>
@@ -124,7 +124,7 @@
         <w:t>Testing the schema.</w:t>
       </w:r>
       <w:r>
-        <w:t xml:space="preserve"> The first paper proposed the Domain-Expert Specification (DES) schema, a seven-slot prompt that asks a practitioner only for what their expertise already holds and keeps implementation off their plate. Tested here on a very different device, six of seven slots transferred unchanged, and the "verify against reality" slot did the heaviest lifting precisely because the telemetry could not be trusted. The one seam: on a read-only instrument the device-authorization slot went idle, while handling a credential I pasted into the conversation turned out to matter - so the safety slot should cover my data, not just the device.</w:t>
+        <w:t xml:space="preserve"> The first paper proposed the Domain-Expert Specification (DES) schema. It is a seven-slot prompt. It asks a practitioner only for what their expertise already holds, and keeps implementation off their plate. I tested it here on a very different device. Six of seven slots transferred unchanged. The "verify against reality" slot did the heaviest lifting, because the telemetry could not be trusted. One seam showed. On a read-only instrument the device-authorization slot went idle. In its place, handling a credential I pasted into the conversation turned out to matter. So the safety slot should cover my data, not just the device.</w:t>
       </w:r>
     </w:p>
     <w:p>
@@ -135,7 +135,7 @@
         <w:t>Effort.</w:t>
       </w:r>
       <w:r>
-        <w:t xml:space="preserve"> Active AI-coupled effort was a few hours. A three-point (PERT) estimate for an unaided professional building the same artifact - discovery, the orbital and mapping work, verification, reliability, packaging - is about 40 person-hours (90% interval ~33–47 h), an order-of-magnitude reduction. For a non-programmer working alone the honest comparison is not "a few hours versus forty"; it is a working tool versus none.</w:t>
+        <w:t xml:space="preserve"> Active AI-coupled effort was a few hours. I estimated the unaided professional cost with a three-point (PERT) model. It covers discovery, the orbital and mapping work, verification, reliability, and packaging. The estimate is about 40 person-hours, with a 90% interval near 33 to 47 hours. That is an order-of-magnitude reduction. For a non-programmer working alone the honest comparison is not "a few hours versus forty." It is a working tool versus none.</w:t>
       </w:r>
     </w:p>
     <w:p>
@@ -146,7 +146,7 @@
         <w:t>Bottom line.</w:t>
       </w:r>
       <w:r>
-        <w:t xml:space="preserve"> One field practitioner, by conversation, turned an undocumented and partly misleading telemetry interface into a tested, published monitoring tool, and a second concordant data point for a reusable way of specifying such work. Two cases are not a validation, but they point the same direction - reason enough to keep asking the question with proper controls.</w:t>
+        <w:t xml:space="preserve"> One field practitioner, by conversation, turned an undocumented and partly misleading telemetry interface into a tested, published monitoring tool. It is also a second data point for a reusable way of specifying such work. Two cases are not a validation. They point the same direction. That is reason enough to keep asking the question with proper controls.</w:t>
       </w:r>
     </w:p>
     <w:sectPr>

--- a/docs/starlink-monitor-summary.docx
+++ b/docs/starlink-monitor-summary.docx
@@ -39,7 +39,7 @@
         <w:rPr>
           <w:color w:val="1A5FB4"/>
         </w:rPr>
-        <w:t>https://github.com/amcleodUNH/starlink-monitor</w:t>
+        <w:t>https://github.com/AndyMcLeod/starlink-monitor</w:t>
       </w:r>
       <w:r>
         <w:t xml:space="preserve"> (MIT, releases v1.0.0–v1.0.7)</w:t>

--- a/docs/starlink-monitor-summary.docx
+++ b/docs/starlink-monitor-summary.docx
@@ -113,7 +113,7 @@
         <w:t>waveshare-relay-web</w:t>
       </w:r>
       <w:r>
-        <w:t xml:space="preserve"> case study, I treat the conversation as data. There were about two dozen turns. I classified each by what it did: specification, defect report, feature, packaging, reliability, and so on. Roughly half supplied requirements latent in my first intent. Those could have folded into a single opening request. The irreducible minority were runtime discovery: the moved fields, the readings that lied, a cloud credential of the wrong tier. I supply the suspicion that a reading is wrong. The agent supplies the means to confirm it.</w:t>
+        <w:t xml:space="preserve"> case study, I treat the conversation as data. There were about two dozen turns. I classified each by what it did: specification, defect report, feature, packaging, reliability, and so on. Roughly half supplied requirements latent in my first intent. Those could have folded into a single opening request. The irreducible minority were runtime discovery: the moved fields, the readings that lied, a cloud credential of the wrong tier. I supply the suspicion that a reading is wrong. The agent supplies the means to confirm it. The traffic runs both ways. When I learned the dish re-picks its satellite on a fixed fifteen-second schedule, a fact its API never reports, I brought it, and the agent locked the estimate to that schedule.</w:t>
       </w:r>
     </w:p>
     <w:p>
